--- a/lab1/Звіт ЛР1.docx
+++ b/lab1/Звіт ЛР1.docx
@@ -686,12 +686,12 @@
           <wp:inline distB="114300" distT="114300" distL="114300" distR="114300">
             <wp:extent cx="5731200" cy="2870200"/>
             <wp:effectExtent b="0" l="0" r="0" t="0"/>
-            <wp:docPr id="6" name="image5.png"/>
+            <wp:docPr id="6" name="image1.png"/>
             <a:graphic>
               <a:graphicData uri="http://schemas.openxmlformats.org/drawingml/2006/picture">
                 <pic:pic>
                   <pic:nvPicPr>
-                    <pic:cNvPr id="0" name="image5.png"/>
+                    <pic:cNvPr id="0" name="image1.png"/>
                     <pic:cNvPicPr preferRelativeResize="0"/>
                   </pic:nvPicPr>
                   <pic:blipFill>
@@ -738,12 +738,12 @@
           <wp:inline distB="114300" distT="114300" distL="114300" distR="114300">
             <wp:extent cx="5731200" cy="1079500"/>
             <wp:effectExtent b="0" l="0" r="0" t="0"/>
-            <wp:docPr id="1" name="image4.png"/>
+            <wp:docPr id="1" name="image2.png"/>
             <a:graphic>
               <a:graphicData uri="http://schemas.openxmlformats.org/drawingml/2006/picture">
                 <pic:pic>
                   <pic:nvPicPr>
-                    <pic:cNvPr id="0" name="image4.png"/>
+                    <pic:cNvPr id="0" name="image2.png"/>
                     <pic:cNvPicPr preferRelativeResize="0"/>
                   </pic:nvPicPr>
                   <pic:blipFill>
@@ -1658,7 +1658,7 @@
           <w:szCs w:val="21"/>
           <w:rtl w:val="0"/>
         </w:rPr>
-        <w:t xml:space="preserve">NULL</w:t>
+        <w:t xml:space="preserve">No text</w:t>
       </w:r>
       <w:r>
         <w:rPr>
@@ -1800,7 +1800,7 @@
           <w:szCs w:val="21"/>
           <w:rtl w:val="0"/>
         </w:rPr>
-        <w:t xml:space="preserve">NULL</w:t>
+        <w:t xml:space="preserve">No text</w:t>
       </w:r>
       <w:r>
         <w:rPr>
@@ -10424,7 +10424,17 @@
           <w:szCs w:val="21"/>
           <w:rtl w:val="0"/>
         </w:rPr>
-        <w:t xml:space="preserve"> buf</w:t>
+        <w:t xml:space="preserve"> </w:t>
+      </w:r>
+      <w:r>
+        <w:rPr>
+          <w:rFonts w:ascii="Courier New" w:cs="Courier New" w:eastAsia="Courier New" w:hAnsi="Courier New"/>
+          <w:color w:val="fabd2f"/>
+          <w:sz w:val="21"/>
+          <w:szCs w:val="21"/>
+          <w:rtl w:val="0"/>
+        </w:rPr>
+        <w:t xml:space="preserve">NULL</w:t>
       </w:r>
       <w:r>
         <w:rPr>
@@ -22123,19 +22133,61 @@
       </w:pPr>
       <w:r>
         <w:rPr>
+          <w:rtl w:val="0"/>
+        </w:rPr>
+      </w:r>
+    </w:p>
+    <w:p>
+      <w:pPr>
+        <w:jc w:val="center"/>
+        <w:rPr>
           <w:b w:val="1"/>
           <w:bCs w:val="1"/>
         </w:rPr>
+      </w:pPr>
+      <w:r>
+        <w:rPr>
+          <w:rtl w:val="0"/>
+        </w:rPr>
+      </w:r>
+    </w:p>
+    <w:p>
+      <w:pPr>
+        <w:jc w:val="center"/>
+        <w:rPr>
+          <w:b w:val="1"/>
+          <w:bCs w:val="1"/>
+        </w:rPr>
+      </w:pPr>
+      <w:r>
+        <w:rPr>
+          <w:rtl w:val="0"/>
+        </w:rPr>
+      </w:r>
+    </w:p>
+    <w:p>
+      <w:pPr>
+        <w:jc w:val="center"/>
+        <w:rPr>
+          <w:b w:val="1"/>
+          <w:bCs w:val="1"/>
+        </w:rPr>
+      </w:pPr>
+      <w:r>
+        <w:rPr>
+          <w:b w:val="1"/>
+          <w:bCs w:val="1"/>
+        </w:rPr>
         <w:drawing>
           <wp:inline distB="114300" distT="114300" distL="114300" distR="114300">
-            <wp:extent cx="5731200" cy="4343400"/>
+            <wp:extent cx="5731200" cy="4368800"/>
             <wp:effectExtent b="0" l="0" r="0" t="0"/>
-            <wp:docPr id="2" name="image1.png"/>
+            <wp:docPr id="7" name="image4.png"/>
             <a:graphic>
               <a:graphicData uri="http://schemas.openxmlformats.org/drawingml/2006/picture">
                 <pic:pic>
                   <pic:nvPicPr>
-                    <pic:cNvPr id="0" name="image1.png"/>
+                    <pic:cNvPr id="0" name="image4.png"/>
                     <pic:cNvPicPr preferRelativeResize="0"/>
                   </pic:nvPicPr>
                   <pic:blipFill>
@@ -22148,7 +22200,7 @@
                   <pic:spPr>
                     <a:xfrm>
                       <a:off x="0" y="0"/>
-                      <a:ext cx="5731200" cy="4343400"/>
+                      <a:ext cx="5731200" cy="4368800"/>
                     </a:xfrm>
                     <a:prstGeom prst="rect"/>
                     <a:ln/>
@@ -22161,33 +22213,19 @@
       </w:r>
       <w:r>
         <w:rPr>
-          <w:rtl w:val="0"/>
-        </w:rPr>
-      </w:r>
-    </w:p>
-    <w:p>
-      <w:pPr>
-        <w:jc w:val="center"/>
-        <w:rPr>
           <w:b w:val="1"/>
           <w:bCs w:val="1"/>
         </w:rPr>
-      </w:pPr>
-      <w:r>
-        <w:rPr>
-          <w:b w:val="1"/>
-          <w:bCs w:val="1"/>
-        </w:rPr>
         <w:drawing>
           <wp:inline distB="114300" distT="114300" distL="114300" distR="114300">
-            <wp:extent cx="5731200" cy="4356100"/>
+            <wp:extent cx="5731200" cy="4318000"/>
             <wp:effectExtent b="0" l="0" r="0" t="0"/>
-            <wp:docPr id="4" name="image6.png"/>
+            <wp:docPr id="4" name="image7.png"/>
             <a:graphic>
               <a:graphicData uri="http://schemas.openxmlformats.org/drawingml/2006/picture">
                 <pic:pic>
                   <pic:nvPicPr>
-                    <pic:cNvPr id="0" name="image6.png"/>
+                    <pic:cNvPr id="0" name="image7.png"/>
                     <pic:cNvPicPr preferRelativeResize="0"/>
                   </pic:nvPicPr>
                   <pic:blipFill>
@@ -22200,7 +22238,7 @@
                   <pic:spPr>
                     <a:xfrm>
                       <a:off x="0" y="0"/>
-                      <a:ext cx="5731200" cy="4356100"/>
+                      <a:ext cx="5731200" cy="4318000"/>
                     </a:xfrm>
                     <a:prstGeom prst="rect"/>
                     <a:ln/>
@@ -22213,28 +22251,14 @@
       </w:r>
       <w:r>
         <w:rPr>
-          <w:rtl w:val="0"/>
-        </w:rPr>
-      </w:r>
-    </w:p>
-    <w:p>
-      <w:pPr>
-        <w:jc w:val="center"/>
-        <w:rPr>
           <w:b w:val="1"/>
           <w:bCs w:val="1"/>
         </w:rPr>
-      </w:pPr>
-      <w:r>
-        <w:rPr>
-          <w:b w:val="1"/>
-          <w:bCs w:val="1"/>
-        </w:rPr>
         <w:drawing>
           <wp:inline distB="114300" distT="114300" distL="114300" distR="114300">
-            <wp:extent cx="5731200" cy="3619500"/>
+            <wp:extent cx="5731200" cy="4318000"/>
             <wp:effectExtent b="0" l="0" r="0" t="0"/>
-            <wp:docPr id="3" name="image3.png"/>
+            <wp:docPr id="2" name="image3.png"/>
             <a:graphic>
               <a:graphicData uri="http://schemas.openxmlformats.org/drawingml/2006/picture">
                 <pic:pic>
@@ -22252,7 +22276,7 @@
                   <pic:spPr>
                     <a:xfrm>
                       <a:off x="0" y="0"/>
-                      <a:ext cx="5731200" cy="3619500"/>
+                      <a:ext cx="5731200" cy="4318000"/>
                     </a:xfrm>
                     <a:prstGeom prst="rect"/>
                     <a:ln/>
@@ -22265,33 +22289,19 @@
       </w:r>
       <w:r>
         <w:rPr>
-          <w:rtl w:val="0"/>
-        </w:rPr>
-      </w:r>
-    </w:p>
-    <w:p>
-      <w:pPr>
-        <w:jc w:val="center"/>
-        <w:rPr>
           <w:b w:val="1"/>
           <w:bCs w:val="1"/>
         </w:rPr>
-      </w:pPr>
-      <w:r>
-        <w:rPr>
-          <w:b w:val="1"/>
-          <w:bCs w:val="1"/>
-        </w:rPr>
         <w:drawing>
           <wp:inline distB="114300" distT="114300" distL="114300" distR="114300">
-            <wp:extent cx="5731200" cy="3365500"/>
+            <wp:extent cx="5731200" cy="4254500"/>
             <wp:effectExtent b="0" l="0" r="0" t="0"/>
-            <wp:docPr id="5" name="image2.png"/>
+            <wp:docPr id="3" name="image6.png"/>
             <a:graphic>
               <a:graphicData uri="http://schemas.openxmlformats.org/drawingml/2006/picture">
                 <pic:pic>
                   <pic:nvPicPr>
-                    <pic:cNvPr id="0" name="image2.png"/>
+                    <pic:cNvPr id="0" name="image6.png"/>
                     <pic:cNvPicPr preferRelativeResize="0"/>
                   </pic:nvPicPr>
                   <pic:blipFill>
@@ -22304,7 +22314,45 @@
                   <pic:spPr>
                     <a:xfrm>
                       <a:off x="0" y="0"/>
-                      <a:ext cx="5731200" cy="3365500"/>
+                      <a:ext cx="5731200" cy="4254500"/>
+                    </a:xfrm>
+                    <a:prstGeom prst="rect"/>
+                    <a:ln/>
+                  </pic:spPr>
+                </pic:pic>
+              </a:graphicData>
+            </a:graphic>
+          </wp:inline>
+        </w:drawing>
+      </w:r>
+      <w:r>
+        <w:rPr>
+          <w:b w:val="1"/>
+          <w:bCs w:val="1"/>
+        </w:rPr>
+        <w:drawing>
+          <wp:inline distB="114300" distT="114300" distL="114300" distR="114300">
+            <wp:extent cx="5731200" cy="4368800"/>
+            <wp:effectExtent b="0" l="0" r="0" t="0"/>
+            <wp:docPr id="5" name="image5.png"/>
+            <a:graphic>
+              <a:graphicData uri="http://schemas.openxmlformats.org/drawingml/2006/picture">
+                <pic:pic>
+                  <pic:nvPicPr>
+                    <pic:cNvPr id="0" name="image5.png"/>
+                    <pic:cNvPicPr preferRelativeResize="0"/>
+                  </pic:nvPicPr>
+                  <pic:blipFill>
+                    <a:blip r:embed="rId12"/>
+                    <a:srcRect b="0" l="0" r="0" t="0"/>
+                    <a:stretch>
+                      <a:fillRect/>
+                    </a:stretch>
+                  </pic:blipFill>
+                  <pic:spPr>
+                    <a:xfrm>
+                      <a:off x="0" y="0"/>
+                      <a:ext cx="5731200" cy="4368800"/>
                     </a:xfrm>
                     <a:prstGeom prst="rect"/>
                     <a:ln/>
